--- a/C-ProjectFinalDocument.docx
+++ b/C-ProjectFinalDocument.docx
@@ -1221,7 +1221,7 @@
             </w:rPr>
             <w:fldChar w:fldCharType="separate"/>
           </w:r>
-          <w:hyperlink w:anchor="_Toc230794992" w:history="1">
+          <w:hyperlink w:anchor="_Toc230849843" w:history="1">
             <w:r>
               <w:rPr>
                 <w:rStyle w:val="Hyperlink"/>
@@ -1251,7 +1251,7 @@
                 <w:noProof/>
                 <w:webHidden/>
               </w:rPr>
-              <w:instrText xml:space="preserve"> PAGEREF _Toc230794992 \h </w:instrText>
+              <w:instrText xml:space="preserve"> PAGEREF _Toc230849843 \h </w:instrText>
             </w:r>
             <w:r>
               <w:rPr>
@@ -1271,7 +1271,7 @@
                 <w:noProof/>
                 <w:webHidden/>
               </w:rPr>
-              <w:t>1</w:t>
+              <w:t>i</w:t>
             </w:r>
             <w:r>
               <w:rPr>
@@ -1297,7 +1297,7 @@
               <w14:ligatures w14:val="none"/>
             </w:rPr>
           </w:pPr>
-          <w:hyperlink w:anchor="_Toc230794993" w:history="1">
+          <w:hyperlink w:anchor="_Toc230849844" w:history="1">
             <w:r>
               <w:rPr>
                 <w:rStyle w:val="Hyperlink"/>
@@ -1327,7 +1327,7 @@
                 <w:noProof/>
                 <w:webHidden/>
               </w:rPr>
-              <w:instrText xml:space="preserve"> PAGEREF _Toc230794993 \h </w:instrText>
+              <w:instrText xml:space="preserve"> PAGEREF _Toc230849844 \h </w:instrText>
             </w:r>
             <w:r>
               <w:rPr>
@@ -1347,7 +1347,7 @@
                 <w:noProof/>
                 <w:webHidden/>
               </w:rPr>
-              <w:t>1</w:t>
+              <w:t>i</w:t>
             </w:r>
             <w:r>
               <w:rPr>
@@ -1373,7 +1373,7 @@
               <w14:ligatures w14:val="none"/>
             </w:rPr>
           </w:pPr>
-          <w:hyperlink w:anchor="_Toc230794994" w:history="1">
+          <w:hyperlink w:anchor="_Toc230849845" w:history="1">
             <w:r>
               <w:rPr>
                 <w:rStyle w:val="Hyperlink"/>
@@ -1403,7 +1403,7 @@
                 <w:noProof/>
                 <w:webHidden/>
               </w:rPr>
-              <w:instrText xml:space="preserve"> PAGEREF _Toc230794994 \h </w:instrText>
+              <w:instrText xml:space="preserve"> PAGEREF _Toc230849845 \h </w:instrText>
             </w:r>
             <w:r>
               <w:rPr>
@@ -1423,7 +1423,7 @@
                 <w:noProof/>
                 <w:webHidden/>
               </w:rPr>
-              <w:t>1</w:t>
+              <w:t>i</w:t>
             </w:r>
             <w:r>
               <w:rPr>
@@ -1449,7 +1449,7 @@
               <w14:ligatures w14:val="none"/>
             </w:rPr>
           </w:pPr>
-          <w:hyperlink w:anchor="_Toc230794995" w:history="1">
+          <w:hyperlink w:anchor="_Toc230849846" w:history="1">
             <w:r>
               <w:rPr>
                 <w:rStyle w:val="Hyperlink"/>
@@ -1479,7 +1479,7 @@
                 <w:noProof/>
                 <w:webHidden/>
               </w:rPr>
-              <w:instrText xml:space="preserve"> PAGEREF _Toc230794995 \h </w:instrText>
+              <w:instrText xml:space="preserve"> PAGEREF _Toc230849846 \h </w:instrText>
             </w:r>
             <w:r>
               <w:rPr>
@@ -1499,7 +1499,7 @@
                 <w:noProof/>
                 <w:webHidden/>
               </w:rPr>
-              <w:t>1</w:t>
+              <w:t>i</w:t>
             </w:r>
             <w:r>
               <w:rPr>
@@ -1525,7 +1525,7 @@
               <w14:ligatures w14:val="none"/>
             </w:rPr>
           </w:pPr>
-          <w:hyperlink w:anchor="_Toc230794996" w:history="1">
+          <w:hyperlink w:anchor="_Toc230849847" w:history="1">
             <w:r>
               <w:rPr>
                 <w:rStyle w:val="Hyperlink"/>
@@ -1555,7 +1555,7 @@
                 <w:noProof/>
                 <w:webHidden/>
               </w:rPr>
-              <w:instrText xml:space="preserve"> PAGEREF _Toc230794996 \h </w:instrText>
+              <w:instrText xml:space="preserve"> PAGEREF _Toc230849847 \h </w:instrText>
             </w:r>
             <w:r>
               <w:rPr>
@@ -1575,7 +1575,7 @@
                 <w:noProof/>
                 <w:webHidden/>
               </w:rPr>
-              <w:t>2</w:t>
+              <w:t>ii</w:t>
             </w:r>
             <w:r>
               <w:rPr>
@@ -1602,7 +1602,7 @@
               <w14:ligatures w14:val="none"/>
             </w:rPr>
           </w:pPr>
-          <w:hyperlink w:anchor="_Toc230794997" w:history="1">
+          <w:hyperlink w:anchor="_Toc230849848" w:history="1">
             <w:r>
               <w:rPr>
                 <w:rStyle w:val="Hyperlink"/>
@@ -1653,7 +1653,7 @@
                 <w:noProof/>
                 <w:webHidden/>
               </w:rPr>
-              <w:instrText xml:space="preserve"> PAGEREF _Toc230794997 \h </w:instrText>
+              <w:instrText xml:space="preserve"> PAGEREF _Toc230849848 \h </w:instrText>
             </w:r>
             <w:r>
               <w:rPr>
@@ -1673,7 +1673,7 @@
                 <w:noProof/>
                 <w:webHidden/>
               </w:rPr>
-              <w:t>2</w:t>
+              <w:t>ii</w:t>
             </w:r>
             <w:r>
               <w:rPr>
@@ -1699,7 +1699,7 @@
               <w14:ligatures w14:val="none"/>
             </w:rPr>
           </w:pPr>
-          <w:hyperlink w:anchor="_Toc230794998" w:history="1">
+          <w:hyperlink w:anchor="_Toc230849849" w:history="1">
             <w:r>
               <w:rPr>
                 <w:rStyle w:val="Hyperlink"/>
@@ -1729,7 +1729,7 @@
                 <w:noProof/>
                 <w:webHidden/>
               </w:rPr>
-              <w:instrText xml:space="preserve"> PAGEREF _Toc230794998 \h </w:instrText>
+              <w:instrText xml:space="preserve"> PAGEREF _Toc230849849 \h </w:instrText>
             </w:r>
             <w:r>
               <w:rPr>
@@ -1749,7 +1749,7 @@
                 <w:noProof/>
                 <w:webHidden/>
               </w:rPr>
-              <w:t>3</w:t>
+              <w:t>iii</w:t>
             </w:r>
             <w:r>
               <w:rPr>
@@ -1775,7 +1775,7 @@
               <w14:ligatures w14:val="none"/>
             </w:rPr>
           </w:pPr>
-          <w:hyperlink w:anchor="_Toc230794999" w:history="1">
+          <w:hyperlink w:anchor="_Toc230849850" w:history="1">
             <w:r>
               <w:rPr>
                 <w:rStyle w:val="Hyperlink"/>
@@ -1805,7 +1805,7 @@
                 <w:noProof/>
                 <w:webHidden/>
               </w:rPr>
-              <w:instrText xml:space="preserve"> PAGEREF _Toc230794999 \h </w:instrText>
+              <w:instrText xml:space="preserve"> PAGEREF _Toc230849850 \h </w:instrText>
             </w:r>
             <w:r>
               <w:rPr>
@@ -1825,7 +1825,7 @@
                 <w:noProof/>
                 <w:webHidden/>
               </w:rPr>
-              <w:t>3</w:t>
+              <w:t>iii</w:t>
             </w:r>
             <w:r>
               <w:rPr>
@@ -1851,7 +1851,7 @@
               <w14:ligatures w14:val="none"/>
             </w:rPr>
           </w:pPr>
-          <w:hyperlink w:anchor="_Toc230795000" w:history="1">
+          <w:hyperlink w:anchor="_Toc230849851" w:history="1">
             <w:r>
               <w:rPr>
                 <w:rStyle w:val="Hyperlink"/>
@@ -1881,7 +1881,7 @@
                 <w:noProof/>
                 <w:webHidden/>
               </w:rPr>
-              <w:instrText xml:space="preserve"> PAGEREF _Toc230795000 \h </w:instrText>
+              <w:instrText xml:space="preserve"> PAGEREF _Toc230849851 \h </w:instrText>
             </w:r>
             <w:r>
               <w:rPr>
@@ -1901,7 +1901,7 @@
                 <w:noProof/>
                 <w:webHidden/>
               </w:rPr>
-              <w:t>3</w:t>
+              <w:t>iii</w:t>
             </w:r>
             <w:r>
               <w:rPr>
@@ -1927,7 +1927,7 @@
               <w14:ligatures w14:val="none"/>
             </w:rPr>
           </w:pPr>
-          <w:hyperlink w:anchor="_Toc230795001" w:history="1">
+          <w:hyperlink w:anchor="_Toc230849852" w:history="1">
             <w:r>
               <w:rPr>
                 <w:rStyle w:val="Hyperlink"/>
@@ -1957,7 +1957,7 @@
                 <w:noProof/>
                 <w:webHidden/>
               </w:rPr>
-              <w:instrText xml:space="preserve"> PAGEREF _Toc230795001 \h </w:instrText>
+              <w:instrText xml:space="preserve"> PAGEREF _Toc230849852 \h </w:instrText>
             </w:r>
             <w:r>
               <w:rPr>
@@ -1977,7 +1977,7 @@
                 <w:noProof/>
                 <w:webHidden/>
               </w:rPr>
-              <w:t>3</w:t>
+              <w:t>iii</w:t>
             </w:r>
             <w:r>
               <w:rPr>
@@ -2003,7 +2003,7 @@
               <w14:ligatures w14:val="none"/>
             </w:rPr>
           </w:pPr>
-          <w:hyperlink w:anchor="_Toc230795002" w:history="1">
+          <w:hyperlink w:anchor="_Toc230849853" w:history="1">
             <w:r>
               <w:rPr>
                 <w:rStyle w:val="Hyperlink"/>
@@ -2033,7 +2033,7 @@
                 <w:noProof/>
                 <w:webHidden/>
               </w:rPr>
-              <w:instrText xml:space="preserve"> PAGEREF _Toc230795002 \h </w:instrText>
+              <w:instrText xml:space="preserve"> PAGEREF _Toc230849853 \h </w:instrText>
             </w:r>
             <w:r>
               <w:rPr>
@@ -2053,7 +2053,7 @@
                 <w:noProof/>
                 <w:webHidden/>
               </w:rPr>
-              <w:t>3</w:t>
+              <w:t>iii</w:t>
             </w:r>
             <w:r>
               <w:rPr>
@@ -2079,7 +2079,7 @@
               <w14:ligatures w14:val="none"/>
             </w:rPr>
           </w:pPr>
-          <w:hyperlink w:anchor="_Toc230795003" w:history="1">
+          <w:hyperlink w:anchor="_Toc230849854" w:history="1">
             <w:r>
               <w:rPr>
                 <w:rStyle w:val="Hyperlink"/>
@@ -2109,7 +2109,7 @@
                 <w:noProof/>
                 <w:webHidden/>
               </w:rPr>
-              <w:instrText xml:space="preserve"> PAGEREF _Toc230795003 \h </w:instrText>
+              <w:instrText xml:space="preserve"> PAGEREF _Toc230849854 \h </w:instrText>
             </w:r>
             <w:r>
               <w:rPr>
@@ -2129,7 +2129,7 @@
                 <w:noProof/>
                 <w:webHidden/>
               </w:rPr>
-              <w:t>4</w:t>
+              <w:t>iv</w:t>
             </w:r>
             <w:r>
               <w:rPr>
@@ -2155,7 +2155,7 @@
               <w14:ligatures w14:val="none"/>
             </w:rPr>
           </w:pPr>
-          <w:hyperlink w:anchor="_Toc230795004" w:history="1">
+          <w:hyperlink w:anchor="_Toc230849855" w:history="1">
             <w:r>
               <w:rPr>
                 <w:rStyle w:val="Hyperlink"/>
@@ -2185,7 +2185,7 @@
                 <w:noProof/>
                 <w:webHidden/>
               </w:rPr>
-              <w:instrText xml:space="preserve"> PAGEREF _Toc230795004 \h </w:instrText>
+              <w:instrText xml:space="preserve"> PAGEREF _Toc230849855 \h </w:instrText>
             </w:r>
             <w:r>
               <w:rPr>
@@ -2205,7 +2205,7 @@
                 <w:noProof/>
                 <w:webHidden/>
               </w:rPr>
-              <w:t>4</w:t>
+              <w:t>iv</w:t>
             </w:r>
             <w:r>
               <w:rPr>
@@ -2231,7 +2231,7 @@
               <w14:ligatures w14:val="none"/>
             </w:rPr>
           </w:pPr>
-          <w:hyperlink w:anchor="_Toc230795005" w:history="1">
+          <w:hyperlink w:anchor="_Toc230849856" w:history="1">
             <w:r>
               <w:rPr>
                 <w:rStyle w:val="Hyperlink"/>
@@ -2261,7 +2261,7 @@
                 <w:noProof/>
                 <w:webHidden/>
               </w:rPr>
-              <w:instrText xml:space="preserve"> PAGEREF _Toc230795005 \h </w:instrText>
+              <w:instrText xml:space="preserve"> PAGEREF _Toc230849856 \h </w:instrText>
             </w:r>
             <w:r>
               <w:rPr>
@@ -2281,7 +2281,7 @@
                 <w:noProof/>
                 <w:webHidden/>
               </w:rPr>
-              <w:t>4</w:t>
+              <w:t>iv</w:t>
             </w:r>
             <w:r>
               <w:rPr>
@@ -2307,7 +2307,7 @@
               <w14:ligatures w14:val="none"/>
             </w:rPr>
           </w:pPr>
-          <w:hyperlink w:anchor="_Toc230795006" w:history="1">
+          <w:hyperlink w:anchor="_Toc230849857" w:history="1">
             <w:r>
               <w:rPr>
                 <w:rStyle w:val="Hyperlink"/>
@@ -2337,7 +2337,7 @@
                 <w:noProof/>
                 <w:webHidden/>
               </w:rPr>
-              <w:instrText xml:space="preserve"> PAGEREF _Toc230795006 \h </w:instrText>
+              <w:instrText xml:space="preserve"> PAGEREF _Toc230849857 \h </w:instrText>
             </w:r>
             <w:r>
               <w:rPr>
@@ -2357,7 +2357,7 @@
                 <w:noProof/>
                 <w:webHidden/>
               </w:rPr>
-              <w:t>5</w:t>
+              <w:t>v</w:t>
             </w:r>
             <w:r>
               <w:rPr>
@@ -2383,7 +2383,7 @@
               <w14:ligatures w14:val="none"/>
             </w:rPr>
           </w:pPr>
-          <w:hyperlink w:anchor="_Toc230795007" w:history="1">
+          <w:hyperlink w:anchor="_Toc230849858" w:history="1">
             <w:r>
               <w:rPr>
                 <w:rStyle w:val="Hyperlink"/>
@@ -2413,7 +2413,7 @@
                 <w:noProof/>
                 <w:webHidden/>
               </w:rPr>
-              <w:instrText xml:space="preserve"> PAGEREF _Toc230795007 \h </w:instrText>
+              <w:instrText xml:space="preserve"> PAGEREF _Toc230849858 \h </w:instrText>
             </w:r>
             <w:r>
               <w:rPr>
@@ -2433,7 +2433,7 @@
                 <w:noProof/>
                 <w:webHidden/>
               </w:rPr>
-              <w:t>5</w:t>
+              <w:t>v</w:t>
             </w:r>
             <w:r>
               <w:rPr>
@@ -2459,7 +2459,7 @@
               <w14:ligatures w14:val="none"/>
             </w:rPr>
           </w:pPr>
-          <w:hyperlink w:anchor="_Toc230795008" w:history="1">
+          <w:hyperlink w:anchor="_Toc230849859" w:history="1">
             <w:r>
               <w:rPr>
                 <w:rStyle w:val="Hyperlink"/>
@@ -2489,7 +2489,7 @@
                 <w:noProof/>
                 <w:webHidden/>
               </w:rPr>
-              <w:instrText xml:space="preserve"> PAGEREF _Toc230795008 \h </w:instrText>
+              <w:instrText xml:space="preserve"> PAGEREF _Toc230849859 \h </w:instrText>
             </w:r>
             <w:r>
               <w:rPr>
@@ -2509,7 +2509,7 @@
                 <w:noProof/>
                 <w:webHidden/>
               </w:rPr>
-              <w:t>5</w:t>
+              <w:t>v</w:t>
             </w:r>
             <w:r>
               <w:rPr>
@@ -2535,7 +2535,7 @@
               <w14:ligatures w14:val="none"/>
             </w:rPr>
           </w:pPr>
-          <w:hyperlink w:anchor="_Toc230795009" w:history="1">
+          <w:hyperlink w:anchor="_Toc230849860" w:history="1">
             <w:r>
               <w:rPr>
                 <w:rStyle w:val="Hyperlink"/>
@@ -2565,7 +2565,7 @@
                 <w:noProof/>
                 <w:webHidden/>
               </w:rPr>
-              <w:instrText xml:space="preserve"> PAGEREF _Toc230795009 \h </w:instrText>
+              <w:instrText xml:space="preserve"> PAGEREF _Toc230849860 \h </w:instrText>
             </w:r>
             <w:r>
               <w:rPr>
@@ -2585,7 +2585,7 @@
                 <w:noProof/>
                 <w:webHidden/>
               </w:rPr>
-              <w:t>5</w:t>
+              <w:t>v</w:t>
             </w:r>
             <w:r>
               <w:rPr>
@@ -2611,7 +2611,7 @@
               <w14:ligatures w14:val="none"/>
             </w:rPr>
           </w:pPr>
-          <w:hyperlink w:anchor="_Toc230795010" w:history="1">
+          <w:hyperlink w:anchor="_Toc230849861" w:history="1">
             <w:r>
               <w:rPr>
                 <w:rStyle w:val="Hyperlink"/>
@@ -2641,7 +2641,7 @@
                 <w:noProof/>
                 <w:webHidden/>
               </w:rPr>
-              <w:instrText xml:space="preserve"> PAGEREF _Toc230795010 \h </w:instrText>
+              <w:instrText xml:space="preserve"> PAGEREF _Toc230849861 \h </w:instrText>
             </w:r>
             <w:r>
               <w:rPr>
@@ -2661,7 +2661,7 @@
                 <w:noProof/>
                 <w:webHidden/>
               </w:rPr>
-              <w:t>6</w:t>
+              <w:t>vi</w:t>
             </w:r>
             <w:r>
               <w:rPr>
@@ -2687,7 +2687,7 @@
               <w14:ligatures w14:val="none"/>
             </w:rPr>
           </w:pPr>
-          <w:hyperlink w:anchor="_Toc230795011" w:history="1">
+          <w:hyperlink w:anchor="_Toc230849862" w:history="1">
             <w:r>
               <w:rPr>
                 <w:rStyle w:val="Hyperlink"/>
@@ -2717,7 +2717,7 @@
                 <w:noProof/>
                 <w:webHidden/>
               </w:rPr>
-              <w:instrText xml:space="preserve"> PAGEREF _Toc230795011 \h </w:instrText>
+              <w:instrText xml:space="preserve"> PAGEREF _Toc230849862 \h </w:instrText>
             </w:r>
             <w:r>
               <w:rPr>
@@ -2737,7 +2737,7 @@
                 <w:noProof/>
                 <w:webHidden/>
               </w:rPr>
-              <w:t>7</w:t>
+              <w:t>vii</w:t>
             </w:r>
             <w:r>
               <w:rPr>
@@ -2763,7 +2763,7 @@
               <w14:ligatures w14:val="none"/>
             </w:rPr>
           </w:pPr>
-          <w:hyperlink w:anchor="_Toc230795012" w:history="1">
+          <w:hyperlink w:anchor="_Toc230849863" w:history="1">
             <w:r>
               <w:rPr>
                 <w:rStyle w:val="Hyperlink"/>
@@ -2793,7 +2793,7 @@
                 <w:noProof/>
                 <w:webHidden/>
               </w:rPr>
-              <w:instrText xml:space="preserve"> PAGEREF _Toc230795012 \h </w:instrText>
+              <w:instrText xml:space="preserve"> PAGEREF _Toc230849863 \h </w:instrText>
             </w:r>
             <w:r>
               <w:rPr>
@@ -2813,7 +2813,7 @@
                 <w:noProof/>
                 <w:webHidden/>
               </w:rPr>
-              <w:t>7</w:t>
+              <w:t>vii</w:t>
             </w:r>
             <w:r>
               <w:rPr>
@@ -2839,7 +2839,7 @@
               <w14:ligatures w14:val="none"/>
             </w:rPr>
           </w:pPr>
-          <w:hyperlink w:anchor="_Toc230795013" w:history="1">
+          <w:hyperlink w:anchor="_Toc230849864" w:history="1">
             <w:r>
               <w:rPr>
                 <w:rStyle w:val="Hyperlink"/>
@@ -2869,7 +2869,7 @@
                 <w:noProof/>
                 <w:webHidden/>
               </w:rPr>
-              <w:instrText xml:space="preserve"> PAGEREF _Toc230795013 \h </w:instrText>
+              <w:instrText xml:space="preserve"> PAGEREF _Toc230849864 \h </w:instrText>
             </w:r>
             <w:r>
               <w:rPr>
@@ -2889,7 +2889,7 @@
                 <w:noProof/>
                 <w:webHidden/>
               </w:rPr>
-              <w:t>9</w:t>
+              <w:t>ix</w:t>
             </w:r>
             <w:r>
               <w:rPr>
@@ -2915,7 +2915,7 @@
               <w14:ligatures w14:val="none"/>
             </w:rPr>
           </w:pPr>
-          <w:hyperlink w:anchor="_Toc230795014" w:history="1">
+          <w:hyperlink w:anchor="_Toc230849865" w:history="1">
             <w:r>
               <w:rPr>
                 <w:rStyle w:val="Hyperlink"/>
@@ -2945,7 +2945,7 @@
                 <w:noProof/>
                 <w:webHidden/>
               </w:rPr>
-              <w:instrText xml:space="preserve"> PAGEREF _Toc230795014 \h </w:instrText>
+              <w:instrText xml:space="preserve"> PAGEREF _Toc230849865 \h </w:instrText>
             </w:r>
             <w:r>
               <w:rPr>
@@ -2965,7 +2965,7 @@
                 <w:noProof/>
                 <w:webHidden/>
               </w:rPr>
-              <w:t>9</w:t>
+              <w:t>ix</w:t>
             </w:r>
             <w:r>
               <w:rPr>
@@ -2991,7 +2991,7 @@
               <w14:ligatures w14:val="none"/>
             </w:rPr>
           </w:pPr>
-          <w:hyperlink w:anchor="_Toc230795015" w:history="1">
+          <w:hyperlink w:anchor="_Toc230849866" w:history="1">
             <w:r>
               <w:rPr>
                 <w:rStyle w:val="Hyperlink"/>
@@ -3021,7 +3021,7 @@
                 <w:noProof/>
                 <w:webHidden/>
               </w:rPr>
-              <w:instrText xml:space="preserve"> PAGEREF _Toc230795015 \h </w:instrText>
+              <w:instrText xml:space="preserve"> PAGEREF _Toc230849866 \h </w:instrText>
             </w:r>
             <w:r>
               <w:rPr>
@@ -3041,7 +3041,7 @@
                 <w:noProof/>
                 <w:webHidden/>
               </w:rPr>
-              <w:t>9</w:t>
+              <w:t>ix</w:t>
             </w:r>
             <w:r>
               <w:rPr>
@@ -3067,7 +3067,7 @@
               <w14:ligatures w14:val="none"/>
             </w:rPr>
           </w:pPr>
-          <w:hyperlink w:anchor="_Toc230795016" w:history="1">
+          <w:hyperlink w:anchor="_Toc230849867" w:history="1">
             <w:r>
               <w:rPr>
                 <w:rStyle w:val="Hyperlink"/>
@@ -3097,7 +3097,7 @@
                 <w:noProof/>
                 <w:webHidden/>
               </w:rPr>
-              <w:instrText xml:space="preserve"> PAGEREF _Toc230795016 \h </w:instrText>
+              <w:instrText xml:space="preserve"> PAGEREF _Toc230849867 \h </w:instrText>
             </w:r>
             <w:r>
               <w:rPr>
@@ -3117,7 +3117,7 @@
                 <w:noProof/>
                 <w:webHidden/>
               </w:rPr>
-              <w:t>10</w:t>
+              <w:t>x</w:t>
             </w:r>
             <w:r>
               <w:rPr>
@@ -3143,7 +3143,7 @@
               <w14:ligatures w14:val="none"/>
             </w:rPr>
           </w:pPr>
-          <w:hyperlink w:anchor="_Toc230795017" w:history="1">
+          <w:hyperlink w:anchor="_Toc230849868" w:history="1">
             <w:r>
               <w:rPr>
                 <w:rStyle w:val="Hyperlink"/>
@@ -3173,7 +3173,7 @@
                 <w:noProof/>
                 <w:webHidden/>
               </w:rPr>
-              <w:instrText xml:space="preserve"> PAGEREF _Toc230795017 \h </w:instrText>
+              <w:instrText xml:space="preserve"> PAGEREF _Toc230849868 \h </w:instrText>
             </w:r>
             <w:r>
               <w:rPr>
@@ -3193,7 +3193,7 @@
                 <w:noProof/>
                 <w:webHidden/>
               </w:rPr>
-              <w:t>10</w:t>
+              <w:t>x</w:t>
             </w:r>
             <w:r>
               <w:rPr>
@@ -3219,7 +3219,7 @@
               <w14:ligatures w14:val="none"/>
             </w:rPr>
           </w:pPr>
-          <w:hyperlink w:anchor="_Toc230795018" w:history="1">
+          <w:hyperlink w:anchor="_Toc230849869" w:history="1">
             <w:r>
               <w:rPr>
                 <w:rStyle w:val="Hyperlink"/>
@@ -3249,7 +3249,7 @@
                 <w:noProof/>
                 <w:webHidden/>
               </w:rPr>
-              <w:instrText xml:space="preserve"> PAGEREF _Toc230795018 \h </w:instrText>
+              <w:instrText xml:space="preserve"> PAGEREF _Toc230849869 \h </w:instrText>
             </w:r>
             <w:r>
               <w:rPr>
@@ -3269,7 +3269,7 @@
                 <w:noProof/>
                 <w:webHidden/>
               </w:rPr>
-              <w:t>15</w:t>
+              <w:t>xv</w:t>
             </w:r>
             <w:r>
               <w:rPr>
@@ -3340,7 +3340,7 @@
           <w:bCs/>
         </w:rPr>
       </w:pPr>
-      <w:bookmarkStart w:id="1" w:name="_Toc230794992"/>
+      <w:bookmarkStart w:id="1" w:name="_Toc230849843"/>
       <w:r>
         <w:rPr>
           <w:rFonts w:ascii="Times New Roman" w:hAnsi="Times New Roman" w:cs="Times New Roman"/>
@@ -3365,7 +3365,7 @@
         </w:rPr>
       </w:pPr>
       <w:bookmarkStart w:id="2" w:name="_Toc230723920"/>
-      <w:bookmarkStart w:id="3" w:name="_Toc230794993"/>
+      <w:bookmarkStart w:id="3" w:name="_Toc230849844"/>
       <w:r>
         <w:rPr>
           <w:rFonts w:ascii="Times New Roman" w:hAnsi="Times New Roman" w:cs="Times New Roman"/>
@@ -3440,7 +3440,7 @@
         </w:rPr>
       </w:pPr>
       <w:bookmarkStart w:id="4" w:name="_Toc230723921"/>
-      <w:bookmarkStart w:id="5" w:name="_Toc230794994"/>
+      <w:bookmarkStart w:id="5" w:name="_Toc230849845"/>
       <w:r>
         <w:rPr>
           <w:rFonts w:ascii="Times New Roman" w:hAnsi="Times New Roman" w:cs="Times New Roman"/>
@@ -3637,7 +3637,7 @@
           <w:szCs w:val="28"/>
         </w:rPr>
       </w:pPr>
-      <w:bookmarkStart w:id="7" w:name="_Toc230794995"/>
+      <w:bookmarkStart w:id="7" w:name="_Toc230849846"/>
       <w:r>
         <w:rPr>
           <w:rFonts w:ascii="Times New Roman" w:hAnsi="Times New Roman" w:cs="Times New Roman"/>
@@ -3838,7 +3838,7 @@
           <w:szCs w:val="28"/>
         </w:rPr>
       </w:pPr>
-      <w:bookmarkStart w:id="9" w:name="_Toc230794996"/>
+      <w:bookmarkStart w:id="9" w:name="_Toc230849847"/>
       <w:r>
         <w:rPr>
           <w:rFonts w:ascii="Times New Roman" w:hAnsi="Times New Roman" w:cs="Times New Roman"/>
@@ -3887,7 +3887,7 @@
           <w:szCs w:val="20"/>
         </w:rPr>
       </w:pPr>
-      <w:bookmarkStart w:id="10" w:name="_Toc230794997"/>
+      <w:bookmarkStart w:id="10" w:name="_Toc230849848"/>
       <w:r>
         <w:rPr>
           <w:rFonts w:ascii="Times New Roman" w:hAnsi="Times New Roman" w:cs="Times New Roman"/>
@@ -4007,7 +4007,7 @@
         </w:rPr>
       </w:pPr>
       <w:bookmarkStart w:id="11" w:name="_Toc230723924"/>
-      <w:bookmarkStart w:id="12" w:name="_Toc230794998"/>
+      <w:bookmarkStart w:id="12" w:name="_Toc230849849"/>
       <w:r>
         <w:rPr>
           <w:rFonts w:ascii="Times New Roman" w:hAnsi="Times New Roman" w:cs="Times New Roman"/>
@@ -4049,7 +4049,7 @@
           <w:szCs w:val="28"/>
         </w:rPr>
       </w:pPr>
-      <w:bookmarkStart w:id="14" w:name="_Toc230794999"/>
+      <w:bookmarkStart w:id="14" w:name="_Toc230849850"/>
       <w:r>
         <w:rPr>
           <w:rFonts w:ascii="Times New Roman" w:hAnsi="Times New Roman" w:cs="Times New Roman"/>
@@ -4171,7 +4171,7 @@
         </w:rPr>
       </w:pPr>
       <w:bookmarkStart w:id="15" w:name="_Toc230723926"/>
-      <w:bookmarkStart w:id="16" w:name="_Toc230795000"/>
+      <w:bookmarkStart w:id="16" w:name="_Toc230849851"/>
       <w:r>
         <w:rPr>
           <w:rFonts w:ascii="Times New Roman" w:hAnsi="Times New Roman" w:cs="Times New Roman"/>
@@ -4243,7 +4243,7 @@
         </w:rPr>
       </w:pPr>
       <w:bookmarkStart w:id="17" w:name="_Toc230723927"/>
-      <w:bookmarkStart w:id="18" w:name="_Toc230795001"/>
+      <w:bookmarkStart w:id="18" w:name="_Toc230849852"/>
       <w:r>
         <w:rPr>
           <w:rFonts w:ascii="Times New Roman" w:hAnsi="Times New Roman" w:cs="Times New Roman"/>
@@ -4287,7 +4287,7 @@
         </w:rPr>
       </w:pPr>
       <w:bookmarkStart w:id="19" w:name="_Toc230723928"/>
-      <w:bookmarkStart w:id="20" w:name="_Toc230795002"/>
+      <w:bookmarkStart w:id="20" w:name="_Toc230849853"/>
       <w:r>
         <w:rPr>
           <w:rFonts w:ascii="Times New Roman" w:hAnsi="Times New Roman" w:cs="Times New Roman"/>
@@ -4334,7 +4334,7 @@
         </w:rPr>
       </w:pPr>
       <w:bookmarkStart w:id="21" w:name="_Toc230723929"/>
-      <w:bookmarkStart w:id="22" w:name="_Toc230795003"/>
+      <w:bookmarkStart w:id="22" w:name="_Toc230849854"/>
       <w:r>
         <w:rPr>
           <w:rFonts w:ascii="Times New Roman" w:hAnsi="Times New Roman" w:cs="Times New Roman"/>
@@ -4360,7 +4360,7 @@
         </w:rPr>
       </w:pPr>
       <w:bookmarkStart w:id="23" w:name="_Toc230723930"/>
-      <w:bookmarkStart w:id="24" w:name="_Toc230795004"/>
+      <w:bookmarkStart w:id="24" w:name="_Toc230849855"/>
       <w:r>
         <w:rPr>
           <w:rFonts w:ascii="Times New Roman" w:hAnsi="Times New Roman" w:cs="Times New Roman"/>
@@ -4413,7 +4413,7 @@
         </w:rPr>
       </w:pPr>
       <w:bookmarkStart w:id="25" w:name="_Toc230723931"/>
-      <w:bookmarkStart w:id="26" w:name="_Toc230795005"/>
+      <w:bookmarkStart w:id="26" w:name="_Toc230849856"/>
       <w:r>
         <w:rPr>
           <w:rFonts w:ascii="Times New Roman" w:hAnsi="Times New Roman" w:cs="Times New Roman"/>
@@ -4460,7 +4460,7 @@
         </w:rPr>
       </w:pPr>
       <w:bookmarkStart w:id="27" w:name="_Toc230723932"/>
-      <w:bookmarkStart w:id="28" w:name="_Toc230795006"/>
+      <w:bookmarkStart w:id="28" w:name="_Toc230849857"/>
       <w:r>
         <w:rPr>
           <w:rFonts w:ascii="Times New Roman" w:hAnsi="Times New Roman" w:cs="Times New Roman"/>
@@ -4486,7 +4486,7 @@
         </w:rPr>
       </w:pPr>
       <w:bookmarkStart w:id="29" w:name="_Toc230723933"/>
-      <w:bookmarkStart w:id="30" w:name="_Toc230795007"/>
+      <w:bookmarkStart w:id="30" w:name="_Toc230849858"/>
       <w:r>
         <w:rPr>
           <w:rFonts w:ascii="Times New Roman" w:hAnsi="Times New Roman" w:cs="Times New Roman"/>
@@ -4684,7 +4684,7 @@
           <w:szCs w:val="28"/>
         </w:rPr>
       </w:pPr>
-      <w:bookmarkStart w:id="31" w:name="_Toc230795008"/>
+      <w:bookmarkStart w:id="31" w:name="_Toc230849859"/>
       <w:r>
         <w:rPr>
           <w:rFonts w:ascii="Times New Roman" w:hAnsi="Times New Roman" w:cs="Times New Roman"/>
@@ -4788,7 +4788,7 @@
         </w:rPr>
       </w:pPr>
       <w:bookmarkStart w:id="32" w:name="_Toc230723934"/>
-      <w:bookmarkStart w:id="33" w:name="_Toc230795009"/>
+      <w:bookmarkStart w:id="33" w:name="_Toc230849860"/>
       <w:r>
         <w:rPr>
           <w:rFonts w:ascii="Times New Roman" w:hAnsi="Times New Roman" w:cs="Times New Roman"/>
@@ -4983,7 +4983,7 @@
           <w:szCs w:val="28"/>
         </w:rPr>
       </w:pPr>
-      <w:bookmarkStart w:id="34" w:name="_Toc230795010"/>
+      <w:bookmarkStart w:id="34" w:name="_Toc230849861"/>
       <w:r>
         <w:rPr>
           <w:rFonts w:ascii="Times New Roman" w:hAnsi="Times New Roman" w:cs="Times New Roman"/>
@@ -5407,7 +5407,7 @@
         </w:rPr>
       </w:pPr>
       <w:bookmarkStart w:id="35" w:name="_Toc230723936"/>
-      <w:bookmarkStart w:id="36" w:name="_Toc230795011"/>
+      <w:bookmarkStart w:id="36" w:name="_Toc230849862"/>
       <w:r>
         <w:rPr>
           <w:rFonts w:ascii="Times New Roman" w:hAnsi="Times New Roman" w:cs="Times New Roman"/>
@@ -5483,23 +5483,7 @@
           <w:b/>
           <w:bCs/>
         </w:rPr>
-        <w:t>Vulnerable</w:t>
-      </w:r>
-      <w:r>
-        <w:rPr>
-          <w:rFonts w:ascii="Times New Roman" w:hAnsi="Times New Roman" w:cs="Times New Roman"/>
-          <w:b/>
-          <w:bCs/>
-        </w:rPr>
-        <w:t xml:space="preserve"> </w:t>
-      </w:r>
-      <w:r>
-        <w:rPr>
-          <w:rFonts w:ascii="Times New Roman" w:hAnsi="Times New Roman" w:cs="Times New Roman"/>
-          <w:b/>
-          <w:bCs/>
-        </w:rPr>
-        <w:t>File Overwrite Cycle:</w:t>
+        <w:t>Vulnerable File Overwrite Cycle:</w:t>
       </w:r>
       <w:r>
         <w:rPr>
@@ -5585,7 +5569,7 @@
           <w:szCs w:val="28"/>
         </w:rPr>
       </w:pPr>
-      <w:bookmarkStart w:id="37" w:name="_Toc230795012"/>
+      <w:bookmarkStart w:id="37" w:name="_Toc230849863"/>
       <w:r>
         <w:rPr>
           <w:rFonts w:ascii="Times New Roman" w:hAnsi="Times New Roman" w:cs="Times New Roman"/>
@@ -6256,7 +6240,7 @@
         </w:rPr>
       </w:pPr>
       <w:bookmarkStart w:id="38" w:name="_Toc230723937"/>
-      <w:bookmarkStart w:id="39" w:name="_Toc230795013"/>
+      <w:bookmarkStart w:id="39" w:name="_Toc230849864"/>
       <w:r>
         <w:rPr>
           <w:rFonts w:ascii="Times New Roman" w:hAnsi="Times New Roman" w:cs="Times New Roman"/>
@@ -6281,7 +6265,7 @@
         </w:rPr>
       </w:pPr>
       <w:bookmarkStart w:id="40" w:name="_Toc230723938"/>
-      <w:bookmarkStart w:id="41" w:name="_Toc230795014"/>
+      <w:bookmarkStart w:id="41" w:name="_Toc230849865"/>
       <w:r>
         <w:rPr>
           <w:rFonts w:ascii="Times New Roman" w:hAnsi="Times New Roman" w:cs="Times New Roman"/>
@@ -6308,37 +6292,7 @@
         <w:rPr>
           <w:rFonts w:ascii="Times New Roman" w:hAnsi="Times New Roman" w:cs="Times New Roman"/>
         </w:rPr>
-        <w:t>The console-based Student Management and Attendance System successfully fulfills its core operational criteria. By combining procedural C mechanics</w:t>
-      </w:r>
-      <w:r>
-        <w:rPr>
-          <w:rFonts w:ascii="Times New Roman" w:hAnsi="Times New Roman" w:cs="Times New Roman"/>
-        </w:rPr>
-        <w:t>-</w:t>
-      </w:r>
-      <w:r>
-        <w:rPr>
-          <w:rFonts w:ascii="Times New Roman" w:hAnsi="Times New Roman" w:cs="Times New Roman"/>
-        </w:rPr>
-        <w:t>specifically selection trees, structural array grouping, and file system stream functions</w:t>
-      </w:r>
-      <w:r>
-        <w:rPr>
-          <w:rFonts w:ascii="Times New Roman" w:hAnsi="Times New Roman" w:cs="Times New Roman"/>
-        </w:rPr>
-        <w:t>-</w:t>
-      </w:r>
-      <w:r>
-        <w:rPr>
-          <w:rFonts w:ascii="Times New Roman" w:hAnsi="Times New Roman" w:cs="Times New Roman"/>
-        </w:rPr>
-        <w:t xml:space="preserve">the system provides a performant, stable alternative to manual ledger registers. Automating core attendance tracking completely eliminates calculation errors, and flat-file file operations preserve data accurately over prolonged periods. The final system stands as a practical desktop management solution and serves as excellent validation for foundational software engineering </w:t>
-      </w:r>
-      <w:r>
-        <w:rPr>
-          <w:rFonts w:ascii="Times New Roman" w:hAnsi="Times New Roman" w:cs="Times New Roman"/>
-        </w:rPr>
-        <w:t>principles.</w:t>
+        <w:t>The console-based Student Management and Attendance System successfully fulfills its core operational criteria. By combining procedural C mechanics-specifically selection trees, structural array grouping, and file system stream functions-the system provides a performant, stable alternative to manual ledger registers. Automating core attendance tracking completely eliminates calculation errors, and flat-file file operations preserve data accurately over prolonged periods. The final system stands as a practical desktop management solution and serves as excellent validation for foundational software engineering principles.</w:t>
       </w:r>
     </w:p>
     <w:p>
@@ -6364,7 +6318,7 @@
         </w:rPr>
       </w:pPr>
       <w:bookmarkStart w:id="42" w:name="_Toc230723939"/>
-      <w:bookmarkStart w:id="43" w:name="_Toc230795015"/>
+      <w:bookmarkStart w:id="43" w:name="_Toc230849866"/>
       <w:r>
         <w:rPr>
           <w:rFonts w:ascii="Times New Roman" w:hAnsi="Times New Roman" w:cs="Times New Roman"/>
@@ -6550,7 +6504,7 @@
           <w:bCs/>
         </w:rPr>
       </w:pPr>
-      <w:bookmarkStart w:id="44" w:name="_Toc230795016"/>
+      <w:bookmarkStart w:id="44" w:name="_Toc230849867"/>
       <w:r>
         <w:rPr>
           <w:rFonts w:ascii="Times New Roman" w:hAnsi="Times New Roman" w:cs="Times New Roman"/>
@@ -6613,7 +6567,7 @@
           <w:szCs w:val="28"/>
         </w:rPr>
       </w:pPr>
-      <w:bookmarkStart w:id="45" w:name="_Toc230795017"/>
+      <w:bookmarkStart w:id="45" w:name="_Toc230849868"/>
       <w:r>
         <w:rPr>
           <w:rFonts w:ascii="Times New Roman" w:hAnsi="Times New Roman" w:cs="Times New Roman"/>
@@ -10350,7 +10304,7 @@
           <w:szCs w:val="28"/>
         </w:rPr>
       </w:pPr>
-      <w:bookmarkStart w:id="46" w:name="_Toc230795018"/>
+      <w:bookmarkStart w:id="46" w:name="_Toc230849869"/>
       <w:r>
         <w:rPr>
           <w:rFonts w:ascii="Times New Roman" w:hAnsi="Times New Roman" w:cs="Times New Roman"/>
@@ -10708,7 +10662,7 @@
       <w:footerReference w:type="default" r:id="rId16"/>
       <w:pgSz w:w="11906" w:h="16838" w:code="9"/>
       <w:pgMar w:top="1440" w:right="1440" w:bottom="1440" w:left="2160" w:header="720" w:footer="720" w:gutter="0"/>
-      <w:pgNumType w:start="1"/>
+      <w:pgNumType w:fmt="lowerRoman" w:start="1"/>
       <w:cols w:space="720"/>
       <w:docGrid w:linePitch="360"/>
     </w:sectPr>
